--- a/cv/erez-volk-cv-he.docx
+++ b/cv/erez-volk-cv-he.docx
@@ -9115,6 +9115,142 @@
     </w:p>
     <w:p>
       <w:pPr>
+        <w:pStyle w:val="Work"/>
+        <w:bidi/>
+        <w:rPr>
+          <w:rtl/>
+          <w:lang w:val="en-US"/>
+        </w:rPr>
+      </w:pPr>
+      <w:r>
+        <w:rPr>
+          <w:lang w:val="en-US"/>
+        </w:rPr>
+        <w:t xml:space="preserve"/>
+      </w:r>
+    </w:p>
+    <w:p>
+      <w:pPr>
+        <w:pStyle w:val="Work"/>
+        <w:bidi/>
+        <w:rPr>
+          <w:rtl/>
+          <w:lang w:val="en-US"/>
+        </w:rPr>
+      </w:pPr>
+    </w:p>
+    <w:p>
+      <w:pPr>
+        <w:pStyle w:val="Work"/>
+        <w:bidi/>
+        <w:rPr>
+          <w:lang w:val="en-US"/>
+        </w:rPr>
+      </w:pPr>
+    </w:p>
+    <w:p>
+      <w:pPr>
+        <w:pStyle w:val="Work"/>
+        <w:bidi/>
+        <w:rPr>
+          <w:lang w:val="en-US"/>
+        </w:rPr>
+      </w:pPr>
+      <w:r>
+        <w:rPr>
+          <w:lang w:val="en-US"/>
+        </w:rPr>
+        <w:tab/>
+      </w:r>
+      <w:r>
+        <w:rPr>
+          <w:rStyle w:val="WorkNumber"/>
+          <w:lang w:val="en-US"/>
+        </w:rPr>
+        <w:t xml:space="preserve">65</w:t>
+      </w:r>
+      <w:r>
+        <w:rPr>
+          <w:lang w:val="en-US"/>
+        </w:rPr>
+        <w:tab/>
+      </w:r>
+      <w:r>
+        <w:rPr>
+          <w:rStyle w:val="BookTitle"/>
+          <w:lang w:val="en-US"/>
+        </w:rPr>
+        <w:t xml:space="preserve">העיניים של מונה</w:t>
+      </w:r>
+      <w:r>
+        <w:rPr>
+          <w:rFonts w:hint="cs"/>
+          <w:rtl/>
+          <w:lang w:val="en-US"/>
+        </w:rPr>
+        <w:t xml:space="preserve"> מאת </w:t>
+      </w:r>
+      <w:r>
+        <w:rPr>
+          <w:lang w:val="en-US"/>
+        </w:rPr>
+        <w:t xml:space="preserve">תומא שלסר</w:t>
+      </w:r>
+      <w:r>
+        <w:rPr>
+          <w:rFonts w:hint="cs"/>
+          <w:rtl/>
+          <w:lang w:val="en-US"/>
+        </w:rPr>
+        <w:t xml:space="preserve">. </w:t>
+      </w:r>
+      <w:r>
+        <w:rPr>
+          <w:lang w:val="en-US"/>
+        </w:rPr>
+        <w:t xml:space="preserve">זמורה־ביתן</w:t>
+      </w:r>
+      <w:r>
+        <w:rPr>
+          <w:rFonts w:hint="cs"/>
+          <w:rtl/>
+          <w:lang w:val="en-US"/>
+        </w:rPr>
+        <w:t xml:space="preserve">, </w:t>
+      </w:r>
+      <w:r>
+        <w:rPr>
+          <w:lang w:val="en-US"/>
+        </w:rPr>
+        <w:t xml:space="preserve">2026</w:t>
+      </w:r>
+      <w:r>
+        <w:rPr>
+          <w:rFonts w:hint="cs"/>
+          <w:rtl/>
+          <w:lang w:val="en-US"/>
+        </w:rPr>
+        <w:t>.</w:t>
+      </w:r>
+    </w:p>
+    <w:p>
+      <w:pPr>
+        <w:pStyle w:val="Work"/>
+        <w:bidi/>
+        <w:rPr>
+          <w:rtl/>
+          <w:lang w:val="en-US"/>
+        </w:rPr>
+      </w:pPr>
+      <w:r>
+        <w:rPr>
+          <w:lang w:val="en-US"/>
+        </w:rPr>
+        <w:t xml:space="preserve"/>
+      </w:r>
+    </w:p>
+    <w:p>
+      <w:pPr>
         <w:bidi/>
         <w:rPr>
           <w:lang w:val="en-US"/>
@@ -9198,7 +9334,7 @@
           <w:rStyle w:val="WorkNumber"/>
           <w:lang w:val="en-US"/>
         </w:rPr>
-        <w:t xml:space="preserve">65</w:t>
+        <w:t xml:space="preserve">66</w:t>
       </w:r>
       <w:r>
         <w:rPr>
